--- a/Anthology Student/Adobe Sign README.docx
+++ b/Anthology Student/Adobe Sign README.docx
@@ -9054,13 +9054,19 @@
     </lcf76f155ced4ddcb4097134ff3c332f>
     <TaxCatchAll xmlns="45591f7e-c536-4156-8457-b02d81cac6e7" xsi:nil="true"/>
     <Comments xmlns="5c1e4178-edc6-4221-ba25-be5376200420" xsi:nil="true"/>
+    <test0 xmlns="5c1e4178-edc6-4221-ba25-be5376200420" xsi:nil="true"/>
+    <Perimeter xmlns="5c1e4178-edc6-4221-ba25-be5376200420" xsi:nil="true"/>
+    <Perimetert xmlns="5c1e4178-edc6-4221-ba25-be5376200420" xsi:nil="true"/>
+    <TEST xmlns="5c1e4178-edc6-4221-ba25-be5376200420" xsi:nil="true"/>
+    <Peri xmlns="5c1e4178-edc6-4221-ba25-be5376200420" xsi:nil="true"/>
+    <Perimeter2 xmlns="5c1e4178-edc6-4221-ba25-be5376200420" xsi:nil="true"/>
   </documentManagement>
 </p:properties>
 </file>
 
 <file path=customXml/item3.xml><?xml version="1.0" encoding="utf-8"?>
-<ct:contentTypeSchema xmlns:ct="http://schemas.microsoft.com/office/2006/metadata/contentType" xmlns:ma="http://schemas.microsoft.com/office/2006/metadata/properties/metaAttributes" ct:_="" ma:_="" ma:contentTypeName="Document" ma:contentTypeID="0x010100367A56045E19B54A8B901F34FDC5DC14" ma:contentTypeVersion="23" ma:contentTypeDescription="Create a new document." ma:contentTypeScope="" ma:versionID="180cb1aaa8356f2f2e24751680bd786c">
-  <xsd:schema xmlns:xsd="http://www.w3.org/2001/XMLSchema" xmlns:xs="http://www.w3.org/2001/XMLSchema" xmlns:p="http://schemas.microsoft.com/office/2006/metadata/properties" xmlns:ns2="5c1e4178-edc6-4221-ba25-be5376200420" xmlns:ns3="45591f7e-c536-4156-8457-b02d81cac6e7" targetNamespace="http://schemas.microsoft.com/office/2006/metadata/properties" ma:root="true" ma:fieldsID="39ec988c9109d1c2b8d884e861569afe" ns2:_="" ns3:_="">
+<ct:contentTypeSchema xmlns:ct="http://schemas.microsoft.com/office/2006/metadata/contentType" xmlns:ma="http://schemas.microsoft.com/office/2006/metadata/properties/metaAttributes" ct:_="" ma:_="" ma:contentTypeName="Document" ma:contentTypeID="0x010100367A56045E19B54A8B901F34FDC5DC14" ma:contentTypeVersion="29" ma:contentTypeDescription="Create a new document." ma:contentTypeScope="" ma:versionID="45d2c0c6ed5308a1f555a1dc331ff964">
+  <xsd:schema xmlns:xsd="http://www.w3.org/2001/XMLSchema" xmlns:xs="http://www.w3.org/2001/XMLSchema" xmlns:p="http://schemas.microsoft.com/office/2006/metadata/properties" xmlns:ns2="5c1e4178-edc6-4221-ba25-be5376200420" xmlns:ns3="45591f7e-c536-4156-8457-b02d81cac6e7" targetNamespace="http://schemas.microsoft.com/office/2006/metadata/properties" ma:root="true" ma:fieldsID="da0d577f10c891bdfc9d6f0b4aae39a5" ns2:_="" ns3:_="">
     <xsd:import namespace="5c1e4178-edc6-4221-ba25-be5376200420"/>
     <xsd:import namespace="45591f7e-c536-4156-8457-b02d81cac6e7"/>
     <xsd:element name="properties">
@@ -9087,6 +9093,12 @@
                 <xsd:element ref="ns2:Comments" minOccurs="0"/>
                 <xsd:element ref="ns2:MediaServiceObjectDetectorVersions" minOccurs="0"/>
                 <xsd:element ref="ns2:MediaServiceSearchProperties" minOccurs="0"/>
+                <xsd:element ref="ns2:Perimeter" minOccurs="0"/>
+                <xsd:element ref="ns2:Peri" minOccurs="0"/>
+                <xsd:element ref="ns2:TEST" minOccurs="0"/>
+                <xsd:element ref="ns2:test0" minOccurs="0"/>
+                <xsd:element ref="ns2:Perimetert" minOccurs="0"/>
+                <xsd:element ref="ns2:Perimeter2" minOccurs="0"/>
               </xsd:all>
             </xsd:complexType>
           </xsd:element>
@@ -9178,6 +9190,66 @@
     <xsd:element name="MediaServiceSearchProperties" ma:index="26" nillable="true" ma:displayName="MediaServiceSearchProperties" ma:hidden="true" ma:internalName="MediaServiceSearchProperties" ma:readOnly="true">
       <xsd:simpleType>
         <xsd:restriction base="dms:Note"/>
+      </xsd:simpleType>
+    </xsd:element>
+    <xsd:element name="Perimeter" ma:index="27" nillable="true" ma:displayName="Perimeter" ma:format="Dropdown" ma:internalName="Perimeter">
+      <xsd:complexType>
+        <xsd:complexContent>
+          <xsd:extension base="dms:MultiChoice">
+            <xsd:sequence>
+              <xsd:element name="Value" maxOccurs="unbounded" minOccurs="0" nillable="true">
+                <xsd:simpleType>
+                  <xsd:restriction base="dms:Choice">
+                    <xsd:enumeration value="Enterprise Operations"/>
+                    <xsd:enumeration value="Lifecycle Engagement"/>
+                    <xsd:enumeration value="Teaching &amp; Learning"/>
+                    <xsd:enumeration value="Student Success"/>
+                  </xsd:restriction>
+                </xsd:simpleType>
+              </xsd:element>
+            </xsd:sequence>
+          </xsd:extension>
+        </xsd:complexContent>
+      </xsd:complexType>
+    </xsd:element>
+    <xsd:element name="Peri" ma:index="28" nillable="true" ma:displayName="Peri" ma:format="Dropdown" ma:internalName="Peri">
+      <xsd:simpleType>
+        <xsd:restriction base="dms:Text">
+          <xsd:maxLength value="255"/>
+        </xsd:restriction>
+      </xsd:simpleType>
+    </xsd:element>
+    <xsd:element name="TEST" ma:index="29" nillable="true" ma:displayName="TEST" ma:format="Dropdown" ma:internalName="TEST">
+      <xsd:simpleType>
+        <xsd:restriction base="dms:Text">
+          <xsd:maxLength value="255"/>
+        </xsd:restriction>
+      </xsd:simpleType>
+    </xsd:element>
+    <xsd:element name="test0" ma:index="30" nillable="true" ma:displayName="test" ma:format="Dropdown" ma:internalName="test0">
+      <xsd:simpleType>
+        <xsd:restriction base="dms:Choice">
+          <xsd:enumeration value="Choice 1"/>
+          <xsd:enumeration value="Choice 2"/>
+          <xsd:enumeration value="Choice 3"/>
+        </xsd:restriction>
+      </xsd:simpleType>
+    </xsd:element>
+    <xsd:element name="Perimetert" ma:index="31" nillable="true" ma:displayName="Perimetert" ma:format="Dropdown" ma:internalName="Perimetert">
+      <xsd:simpleType>
+        <xsd:restriction base="dms:Text">
+          <xsd:maxLength value="255"/>
+        </xsd:restriction>
+      </xsd:simpleType>
+    </xsd:element>
+    <xsd:element name="Perimeter2" ma:index="32" nillable="true" ma:displayName="Perimeter2" ma:format="Dropdown" ma:internalName="Perimeter2">
+      <xsd:simpleType>
+        <xsd:restriction base="dms:Choice">
+          <xsd:enumeration value="Enterprise Operations"/>
+          <xsd:enumeration value="Lifecycle Engagement"/>
+          <xsd:enumeration value="Student Success"/>
+          <xsd:enumeration value="Teaching and Learning"/>
+        </xsd:restriction>
       </xsd:simpleType>
     </xsd:element>
   </xsd:schema>
@@ -9347,20 +9419,5 @@
 </file>
 
 <file path=customXml/itemProps3.xml><?xml version="1.0" encoding="utf-8"?>
-<ds:datastoreItem xmlns:ds="http://schemas.openxmlformats.org/officeDocument/2006/customXml" ds:itemID="{A20D07CF-C883-4153-9B97-E9B99B7A8B5A}">
-  <ds:schemaRefs>
-    <ds:schemaRef ds:uri="http://schemas.microsoft.com/office/2006/metadata/contentType"/>
-    <ds:schemaRef ds:uri="http://schemas.microsoft.com/office/2006/metadata/properties/metaAttributes"/>
-    <ds:schemaRef ds:uri="http://www.w3.org/2001/XMLSchema"/>
-    <ds:schemaRef ds:uri="http://schemas.microsoft.com/office/2006/metadata/properties"/>
-    <ds:schemaRef ds:uri="5c1e4178-edc6-4221-ba25-be5376200420"/>
-    <ds:schemaRef ds:uri="45591f7e-c536-4156-8457-b02d81cac6e7"/>
-    <ds:schemaRef ds:uri="http://schemas.microsoft.com/office/2006/documentManagement/types"/>
-    <ds:schemaRef ds:uri="http://schemas.microsoft.com/office/infopath/2007/PartnerControls"/>
-    <ds:schemaRef ds:uri="http://schemas.openxmlformats.org/package/2006/metadata/core-properties"/>
-    <ds:schemaRef ds:uri="http://purl.org/dc/elements/1.1/"/>
-    <ds:schemaRef ds:uri="http://purl.org/dc/terms/"/>
-    <ds:schemaRef ds:uri="http://schemas.microsoft.com/internal/obd"/>
-  </ds:schemaRefs>
-</ds:datastoreItem>
+<ds:datastoreItem xmlns:ds="http://schemas.openxmlformats.org/officeDocument/2006/customXml" ds:itemID="{B4FA9602-701E-4FCC-8BDF-49497563C933}"/>
 </file>